--- a/Report.docx
+++ b/Report.docx
@@ -17,6 +17,19 @@
       <w:pPr>
         <w:spacing w:before="100" w:beforeAutospacing="1" w:after="100" w:afterAutospacing="1" w:line="240" w:lineRule="auto"/>
         <w:jc w:val="center"/>
+        <w:rPr>
+          <w:rFonts w:ascii="Times New Roman" w:eastAsia="Times New Roman" w:hAnsi="Times New Roman" w:cs="Times New Roman"/>
+          <w:b/>
+          <w:bCs/>
+          <w:kern w:val="0"/>
+          <w:lang w:eastAsia="en-GB"/>
+          <w14:ligatures w14:val="none"/>
+        </w:rPr>
+      </w:pPr>
+    </w:p>
+    <w:p>
+      <w:pPr>
+        <w:spacing w:before="100" w:beforeAutospacing="1" w:after="100" w:afterAutospacing="1" w:line="240" w:lineRule="auto"/>
         <w:rPr>
           <w:rFonts w:ascii="Times New Roman" w:eastAsia="Times New Roman" w:hAnsi="Times New Roman" w:cs="Times New Roman"/>
           <w:b/>
@@ -369,8 +382,7 @@
     </w:p>
     <w:p>
       <w:pPr>
-        <w:spacing w:before="100" w:beforeAutospacing="1" w:after="100" w:afterAutospacing="1" w:line="240" w:lineRule="auto"/>
-        <w:jc w:val="center"/>
+        <w:spacing w:after="0" w:line="240" w:lineRule="auto"/>
         <w:rPr>
           <w:rFonts w:ascii="Times New Roman" w:eastAsia="Times New Roman" w:hAnsi="Times New Roman" w:cs="Times New Roman"/>
           <w:kern w:val="0"/>
@@ -381,8 +393,7 @@
     </w:p>
     <w:p>
       <w:pPr>
-        <w:spacing w:before="100" w:beforeAutospacing="1" w:after="100" w:afterAutospacing="1" w:line="240" w:lineRule="auto"/>
-        <w:jc w:val="center"/>
+        <w:spacing w:after="0" w:line="240" w:lineRule="auto"/>
         <w:rPr>
           <w:rFonts w:ascii="Times New Roman" w:eastAsia="Times New Roman" w:hAnsi="Times New Roman" w:cs="Times New Roman"/>
           <w:kern w:val="0"/>
@@ -404,28 +415,6 @@
     </w:p>
     <w:p>
       <w:pPr>
-        <w:spacing w:after="0" w:line="240" w:lineRule="auto"/>
-        <w:rPr>
-          <w:rFonts w:ascii="Times New Roman" w:eastAsia="Times New Roman" w:hAnsi="Times New Roman" w:cs="Times New Roman"/>
-          <w:kern w:val="0"/>
-          <w:lang w:eastAsia="en-GB"/>
-          <w14:ligatures w14:val="none"/>
-        </w:rPr>
-      </w:pPr>
-    </w:p>
-    <w:p>
-      <w:pPr>
-        <w:spacing w:after="0" w:line="240" w:lineRule="auto"/>
-        <w:rPr>
-          <w:rFonts w:ascii="Times New Roman" w:eastAsia="Times New Roman" w:hAnsi="Times New Roman" w:cs="Times New Roman"/>
-          <w:kern w:val="0"/>
-          <w:lang w:eastAsia="en-GB"/>
-          <w14:ligatures w14:val="none"/>
-        </w:rPr>
-      </w:pPr>
-    </w:p>
-    <w:p>
-      <w:pPr>
         <w:jc w:val="both"/>
         <w:rPr>
           <w:rFonts w:ascii="Times New Roman" w:hAnsi="Times New Roman" w:cs="Times New Roman"/>
@@ -443,6 +432,7 @@
           <w:sz w:val="36"/>
           <w:szCs w:val="36"/>
         </w:rPr>
+        <w:lastRenderedPageBreak/>
         <w:t>Abstract</w:t>
       </w:r>
     </w:p>
@@ -1112,19 +1102,7 @@
         <w:rPr>
           <w:rFonts w:ascii="Times New Roman" w:eastAsia="Arial" w:hAnsi="Times New Roman" w:cs="Times New Roman"/>
         </w:rPr>
-        <w:t xml:space="preserve"> et al. (2015) proposed </w:t>
-      </w:r>
-      <w:r>
-        <w:rPr>
-          <w:rFonts w:ascii="Times New Roman" w:eastAsia="Arial" w:hAnsi="Times New Roman" w:cs="Times New Roman"/>
-        </w:rPr>
-        <w:t xml:space="preserve">the </w:t>
-      </w:r>
-      <w:r>
-        <w:rPr>
-          <w:rFonts w:ascii="Times New Roman" w:eastAsia="Arial" w:hAnsi="Times New Roman" w:cs="Times New Roman"/>
-        </w:rPr>
-        <w:t xml:space="preserve">U-Net, originally designed for biomedical image segmentation, which introduced a symmetric encoder-decoder structure connected by skip connections that concatenate feature maps from encoder stages to the corresponding decoder stages. This design preserves fine-grained spatial information lost during </w:t>
+        <w:t xml:space="preserve"> et al. (2015) proposed the U-Net, originally designed for biomedical image segmentation, which introduced a symmetric encoder-decoder structure connected by skip connections that concatenate feature maps from encoder stages to the corresponding decoder stages. This design preserves fine-grained spatial information lost during </w:t>
       </w:r>
       <w:proofErr w:type="spellStart"/>
       <w:r>
@@ -1969,9 +1947,17 @@
           <w:sz w:val="22"/>
           <w:szCs w:val="22"/>
         </w:rPr>
-        <w:t>PyTorch.</w:t>
+        <w:t>PyTorch</w:t>
       </w:r>
       <w:proofErr w:type="spellEnd"/>
+      <w:r>
+        <w:rPr>
+          <w:rFonts w:ascii="Times New Roman" w:eastAsia="Arial" w:hAnsi="Times New Roman" w:cs="Times New Roman"/>
+          <w:sz w:val="22"/>
+          <w:szCs w:val="22"/>
+        </w:rPr>
+        <w:t>.</w:t>
+      </w:r>
     </w:p>
     <w:p>
       <w:pPr>
@@ -2613,13 +2599,7 @@
         <w:rPr>
           <w:rFonts w:ascii="Times New Roman" w:hAnsi="Times New Roman" w:cs="Times New Roman"/>
         </w:rPr>
-        <w:t>Model Architectures</w:t>
-      </w:r>
-      <w:r>
-        <w:rPr>
-          <w:rFonts w:ascii="Times New Roman" w:hAnsi="Times New Roman" w:cs="Times New Roman"/>
-        </w:rPr>
-        <w:t xml:space="preserve"> </w:t>
+        <w:t xml:space="preserve">Model Architectures </w:t>
       </w:r>
     </w:p>
     <w:p>
@@ -2641,13 +2621,7 @@
         <w:rPr>
           <w:rFonts w:ascii="Times New Roman" w:hAnsi="Times New Roman" w:cs="Times New Roman"/>
         </w:rPr>
-        <w:t>U-Net (Early Fusion Baseline)</w:t>
-      </w:r>
-      <w:r>
-        <w:rPr>
-          <w:rFonts w:ascii="Times New Roman" w:hAnsi="Times New Roman" w:cs="Times New Roman"/>
-        </w:rPr>
-        <w:t xml:space="preserve"> </w:t>
+        <w:t xml:space="preserve">U-Net (Early Fusion Baseline) </w:t>
       </w:r>
     </w:p>
     <w:p>
@@ -2663,19 +2637,7 @@
         <w:rPr>
           <w:rFonts w:ascii="Times New Roman" w:eastAsia="Arial" w:hAnsi="Times New Roman" w:cs="Times New Roman"/>
         </w:rPr>
-        <w:t>The baseline U-Net follows the standard encoder-decoder structure with skip connections, adapted for change detection via early fusion. The model accepts a 6-channel input formed by concatenating the pre-change and post-change RGB images along the channel axis, allowing the network to learn spatial and temporal differences from the first layer</w:t>
-      </w:r>
-      <w:r>
-        <w:rPr>
-          <w:rFonts w:ascii="Times New Roman" w:eastAsia="Arial" w:hAnsi="Times New Roman" w:cs="Times New Roman"/>
-        </w:rPr>
-        <w:t xml:space="preserve"> jointly</w:t>
-      </w:r>
-      <w:r>
-        <w:rPr>
-          <w:rFonts w:ascii="Times New Roman" w:eastAsia="Arial" w:hAnsi="Times New Roman" w:cs="Times New Roman"/>
-        </w:rPr>
-        <w:t>.</w:t>
+        <w:t>The baseline U-Net follows the standard encoder-decoder structure with skip connections, adapted for change detection via early fusion. The model accepts a 6-channel input formed by concatenating the pre-change and post-change RGB images along the channel axis, allowing the network to learn spatial and temporal differences from the first layer jointly.</w:t>
       </w:r>
     </w:p>
     <w:p>
@@ -5414,7 +5376,19 @@
         <w:rPr>
           <w:rFonts w:ascii="Times New Roman" w:hAnsi="Times New Roman" w:cs="Times New Roman"/>
         </w:rPr>
-        <w:t>Table 1. Test set results for U-Net and Siamese U-Net on LEVIR-CD.</w:t>
+        <w:t xml:space="preserve">Table </w:t>
+      </w:r>
+      <w:r>
+        <w:rPr>
+          <w:rFonts w:ascii="Times New Roman" w:hAnsi="Times New Roman" w:cs="Times New Roman"/>
+        </w:rPr>
+        <w:t>2</w:t>
+      </w:r>
+      <w:r>
+        <w:rPr>
+          <w:rFonts w:ascii="Times New Roman" w:hAnsi="Times New Roman" w:cs="Times New Roman"/>
+        </w:rPr>
+        <w:t>. Test set results for U-Net and Siamese U-Net on LEVIR-CD.</w:t>
       </w:r>
     </w:p>
     <w:p>
@@ -5877,6 +5851,9 @@
         <w:ind w:left="1701"/>
         <w:contextualSpacing w:val="0"/>
         <w:jc w:val="both"/>
+        <w:rPr>
+          <w:rFonts w:ascii="Times New Roman" w:hAnsi="Times New Roman" w:cs="Times New Roman"/>
+        </w:rPr>
       </w:pPr>
     </w:p>
     <w:p>
@@ -6167,22 +6144,17 @@
         <w:ind w:left="1701"/>
         <w:contextualSpacing w:val="0"/>
         <w:jc w:val="both"/>
-      </w:pPr>
-      <w:r>
-        <w:rPr>
-          <w:rFonts w:ascii="Times New Roman" w:eastAsia="Arial" w:hAnsi="Times New Roman" w:cs="Times New Roman"/>
-          <w:sz w:val="22"/>
-          <w:szCs w:val="22"/>
-        </w:rPr>
-        <w:t>Train loss decreased from 0.7393 to 0.2355 — comparable to U-Net — indicating that the model continued learning useful features, but these did not translate</w:t>
-      </w:r>
-      <w:r>
-        <w:rPr>
-          <w:rFonts w:ascii="Arial" w:eastAsia="Arial" w:hAnsi="Arial" w:cs="Arial"/>
-          <w:sz w:val="22"/>
-          <w:szCs w:val="22"/>
-        </w:rPr>
-        <w:t xml:space="preserve"> into improved change detection performance on the validation set.</w:t>
+        <w:rPr>
+          <w:rFonts w:ascii="Times New Roman" w:hAnsi="Times New Roman" w:cs="Times New Roman"/>
+        </w:rPr>
+      </w:pPr>
+      <w:r>
+        <w:rPr>
+          <w:rFonts w:ascii="Times New Roman" w:eastAsia="Arial" w:hAnsi="Times New Roman" w:cs="Times New Roman"/>
+          <w:sz w:val="22"/>
+          <w:szCs w:val="22"/>
+        </w:rPr>
+        <w:t>Train loss decreased from 0.7393 to 0.2355 — comparable to U-Net — indicating that the model continued learning useful features, but these did not translate into improved change detection performance on the validation set.</w:t>
       </w:r>
     </w:p>
     <w:p>
@@ -6192,6 +6164,9 @@
         <w:ind w:left="1701"/>
         <w:contextualSpacing w:val="0"/>
         <w:jc w:val="both"/>
+        <w:rPr>
+          <w:rFonts w:ascii="Times New Roman" w:hAnsi="Times New Roman" w:cs="Times New Roman"/>
+        </w:rPr>
       </w:pPr>
     </w:p>
     <w:p>
@@ -7222,19 +7197,7 @@
         <w:rPr>
           <w:rFonts w:ascii="Times New Roman" w:eastAsia="Arial" w:hAnsi="Times New Roman" w:cs="Times New Roman"/>
         </w:rPr>
-        <w:t>) highlights the</w:t>
-      </w:r>
-      <w:r>
-        <w:rPr>
-          <w:rFonts w:ascii="Times New Roman" w:eastAsia="Arial" w:hAnsi="Times New Roman" w:cs="Times New Roman"/>
-        </w:rPr>
-        <w:t>3</w:t>
-      </w:r>
-      <w:r>
-        <w:rPr>
-          <w:rFonts w:ascii="Times New Roman" w:eastAsia="Arial" w:hAnsi="Times New Roman" w:cs="Times New Roman"/>
-        </w:rPr>
-        <w:t xml:space="preserve"> potential for improvement through pre-trained encoders and attention mechanisms, as discussed in Section 5.3.</w:t>
+        <w:t>) highlights the potential for improvement through pre-trained encoders and attention mechanisms, as discussed in Section 5.3.</w:t>
       </w:r>
     </w:p>
     <w:p>
@@ -7336,16 +7299,6 @@
           <w:rFonts w:ascii="Times New Roman" w:eastAsia="Arial" w:hAnsi="Times New Roman" w:cs="Times New Roman"/>
         </w:rPr>
       </w:pPr>
-    </w:p>
-    <w:p>
-      <w:pPr>
-        <w:pStyle w:val="ListParagraph"/>
-        <w:ind w:left="792"/>
-        <w:jc w:val="both"/>
-        <w:rPr>
-          <w:rFonts w:ascii="Times New Roman" w:eastAsia="Arial" w:hAnsi="Times New Roman" w:cs="Times New Roman"/>
-        </w:rPr>
-      </w:pPr>
       <w:r>
         <w:rPr>
           <w:rFonts w:ascii="Times New Roman" w:eastAsia="Arial" w:hAnsi="Times New Roman" w:cs="Times New Roman"/>
@@ -7364,16 +7317,6 @@
     <w:p>
       <w:pPr>
         <w:pStyle w:val="ListParagraph"/>
-        <w:ind w:left="792"/>
-        <w:jc w:val="both"/>
-        <w:rPr>
-          <w:rFonts w:ascii="Times New Roman" w:eastAsia="Arial" w:hAnsi="Times New Roman" w:cs="Times New Roman"/>
-        </w:rPr>
-      </w:pPr>
-    </w:p>
-    <w:p>
-      <w:pPr>
-        <w:pStyle w:val="ListParagraph"/>
         <w:spacing w:before="240"/>
         <w:ind w:left="792"/>
         <w:jc w:val="both"/>
@@ -7387,7 +7330,6 @@
           <w:b/>
           <w:bCs/>
         </w:rPr>
-        <w:lastRenderedPageBreak/>
         <w:t xml:space="preserve">Accuracy vs. </w:t>
       </w:r>
       <w:proofErr w:type="spellStart"/>
@@ -7426,7 +7368,14 @@
         <w:rPr>
           <w:rFonts w:ascii="Times New Roman" w:eastAsia="Arial" w:hAnsi="Times New Roman" w:cs="Times New Roman"/>
         </w:rPr>
-        <w:t xml:space="preserve"> scores (0.50–0.61). This discrepancy is expected when the negative class (no change) dominates: a trivial all-zero predictor would achieve accuracy equal to the proportion of unchanged pixels (~95–97%). </w:t>
+        <w:t xml:space="preserve"> scores (0.50–0.61). This discrepancy is expected when the negative class (no change) dominates: a trivial all-zero predictor </w:t>
+      </w:r>
+      <w:r>
+        <w:rPr>
+          <w:rFonts w:ascii="Times New Roman" w:eastAsia="Arial" w:hAnsi="Times New Roman" w:cs="Times New Roman"/>
+        </w:rPr>
+        <w:lastRenderedPageBreak/>
+        <w:t xml:space="preserve">would achieve accuracy equal to the proportion of unchanged pixels (~95–97%). </w:t>
       </w:r>
       <w:proofErr w:type="spellStart"/>
       <w:r>
@@ -7442,17 +7391,6 @@
         </w:rPr>
         <w:t xml:space="preserve"> and F1-score are therefore the appropriate primary metrics for change detection, as they focus entirely on the minority changed class.</w:t>
       </w:r>
-    </w:p>
-    <w:p>
-      <w:pPr>
-        <w:pStyle w:val="ListParagraph"/>
-        <w:spacing w:before="240"/>
-        <w:ind w:left="792"/>
-        <w:jc w:val="both"/>
-        <w:rPr>
-          <w:rFonts w:ascii="Times New Roman" w:eastAsia="Arial" w:hAnsi="Times New Roman" w:cs="Times New Roman"/>
-        </w:rPr>
-      </w:pPr>
     </w:p>
     <w:p>
       <w:pPr>
@@ -7748,36 +7686,42 @@
         <w:rPr>
           <w:rFonts w:ascii="Times New Roman" w:eastAsia="Arial" w:hAnsi="Times New Roman" w:cs="Times New Roman"/>
         </w:rPr>
+        <w:t xml:space="preserve">Despite the performance gap, both architectures demonstrate significant strengths. The modular, clean codebase enables easy experimentation and extension. The combined Dice-BCE loss effectively addressed class imbalance, yielding precision-recall balance rather than the degenerate all-negative prediction that naive BCE training can produce. The </w:t>
+      </w:r>
+      <w:proofErr w:type="spellStart"/>
+      <w:r>
+        <w:rPr>
+          <w:rFonts w:ascii="Times New Roman" w:eastAsia="Arial" w:hAnsi="Times New Roman" w:cs="Times New Roman"/>
+        </w:rPr>
+        <w:t>AdamW</w:t>
+      </w:r>
+      <w:proofErr w:type="spellEnd"/>
+      <w:r>
+        <w:rPr>
+          <w:rFonts w:ascii="Times New Roman" w:eastAsia="Arial" w:hAnsi="Times New Roman" w:cs="Times New Roman"/>
+        </w:rPr>
+        <w:t xml:space="preserve"> optimiser and </w:t>
+      </w:r>
+      <w:proofErr w:type="spellStart"/>
+      <w:r>
+        <w:rPr>
+          <w:rFonts w:ascii="Times New Roman" w:eastAsia="Arial" w:hAnsi="Times New Roman" w:cs="Times New Roman"/>
+        </w:rPr>
+        <w:t>ReduceLROnPlateau</w:t>
+      </w:r>
+      <w:proofErr w:type="spellEnd"/>
+      <w:r>
+        <w:rPr>
+          <w:rFonts w:ascii="Times New Roman" w:eastAsia="Arial" w:hAnsi="Times New Roman" w:cs="Times New Roman"/>
+        </w:rPr>
+        <w:t xml:space="preserve"> scheduler worked in concert to </w:t>
+      </w:r>
+      <w:r>
+        <w:rPr>
+          <w:rFonts w:ascii="Times New Roman" w:eastAsia="Arial" w:hAnsi="Times New Roman" w:cs="Times New Roman"/>
+        </w:rPr>
         <w:lastRenderedPageBreak/>
-        <w:t xml:space="preserve">Despite the performance gap, both architectures demonstrate significant strengths. The modular, clean codebase enables easy experimentation and extension. The combined Dice-BCE loss effectively addressed class imbalance, yielding precision-recall balance rather than the degenerate all-negative prediction that naive BCE training can produce. The </w:t>
-      </w:r>
-      <w:proofErr w:type="spellStart"/>
-      <w:r>
-        <w:rPr>
-          <w:rFonts w:ascii="Times New Roman" w:eastAsia="Arial" w:hAnsi="Times New Roman" w:cs="Times New Roman"/>
-        </w:rPr>
-        <w:t>AdamW</w:t>
-      </w:r>
-      <w:proofErr w:type="spellEnd"/>
-      <w:r>
-        <w:rPr>
-          <w:rFonts w:ascii="Times New Roman" w:eastAsia="Arial" w:hAnsi="Times New Roman" w:cs="Times New Roman"/>
-        </w:rPr>
-        <w:t xml:space="preserve"> optimiser and </w:t>
-      </w:r>
-      <w:proofErr w:type="spellStart"/>
-      <w:r>
-        <w:rPr>
-          <w:rFonts w:ascii="Times New Roman" w:eastAsia="Arial" w:hAnsi="Times New Roman" w:cs="Times New Roman"/>
-        </w:rPr>
-        <w:t>ReduceLROnPlateau</w:t>
-      </w:r>
-      <w:proofErr w:type="spellEnd"/>
-      <w:r>
-        <w:rPr>
-          <w:rFonts w:ascii="Times New Roman" w:eastAsia="Arial" w:hAnsi="Times New Roman" w:cs="Times New Roman"/>
-        </w:rPr>
-        <w:t xml:space="preserve"> scheduler worked in concert to achieve good convergence on CPU within a feasible training time. Importantly, the U-Net result (</w:t>
+        <w:t>achieve good convergence on CPU within a feasible training time. Importantly, the U-Net result (</w:t>
       </w:r>
       <w:proofErr w:type="spellStart"/>
       <w:r>
@@ -8064,7 +8008,7 @@
       </w:pPr>
       <w:r>
         <w:rPr>
-          <w:rFonts w:ascii="Arial" w:eastAsia="Arial" w:hAnsi="Arial" w:cs="Arial"/>
+          <w:rFonts w:ascii="Times New Roman" w:eastAsia="Arial" w:hAnsi="Times New Roman" w:cs="Times New Roman"/>
           <w:sz w:val="22"/>
           <w:szCs w:val="22"/>
         </w:rPr>
@@ -8082,10 +8026,13 @@
         <w:ind w:left="1134"/>
         <w:contextualSpacing w:val="0"/>
         <w:jc w:val="both"/>
-      </w:pPr>
-      <w:r>
-        <w:rPr>
-          <w:rFonts w:ascii="Arial" w:eastAsia="Arial" w:hAnsi="Arial" w:cs="Arial"/>
+        <w:rPr>
+          <w:rFonts w:ascii="Times New Roman" w:hAnsi="Times New Roman" w:cs="Times New Roman"/>
+        </w:rPr>
+      </w:pPr>
+      <w:r>
+        <w:rPr>
+          <w:rFonts w:ascii="Times New Roman" w:eastAsia="Arial" w:hAnsi="Times New Roman" w:cs="Times New Roman"/>
           <w:sz w:val="22"/>
           <w:szCs w:val="22"/>
         </w:rPr>
@@ -8094,7 +8041,7 @@
       <w:proofErr w:type="spellStart"/>
       <w:r>
         <w:rPr>
-          <w:rFonts w:ascii="Arial" w:eastAsia="Arial" w:hAnsi="Arial" w:cs="Arial"/>
+          <w:rFonts w:ascii="Times New Roman" w:eastAsia="Arial" w:hAnsi="Times New Roman" w:cs="Times New Roman"/>
           <w:sz w:val="22"/>
           <w:szCs w:val="22"/>
         </w:rPr>
@@ -8103,7 +8050,7 @@
       <w:proofErr w:type="spellEnd"/>
       <w:r>
         <w:rPr>
-          <w:rFonts w:ascii="Arial" w:eastAsia="Arial" w:hAnsi="Arial" w:cs="Arial"/>
+          <w:rFonts w:ascii="Times New Roman" w:eastAsia="Arial" w:hAnsi="Times New Roman" w:cs="Times New Roman"/>
           <w:sz w:val="22"/>
           <w:szCs w:val="22"/>
         </w:rPr>
@@ -8121,10 +8068,13 @@
         <w:ind w:left="1134"/>
         <w:contextualSpacing w:val="0"/>
         <w:jc w:val="both"/>
-      </w:pPr>
-      <w:r>
-        <w:rPr>
-          <w:rFonts w:ascii="Arial" w:eastAsia="Arial" w:hAnsi="Arial" w:cs="Arial"/>
+        <w:rPr>
+          <w:rFonts w:ascii="Times New Roman" w:hAnsi="Times New Roman" w:cs="Times New Roman"/>
+        </w:rPr>
+      </w:pPr>
+      <w:r>
+        <w:rPr>
+          <w:rFonts w:ascii="Times New Roman" w:eastAsia="Arial" w:hAnsi="Times New Roman" w:cs="Times New Roman"/>
           <w:sz w:val="22"/>
           <w:szCs w:val="22"/>
         </w:rPr>
@@ -8142,20 +8092,22 @@
         <w:ind w:left="1134"/>
         <w:contextualSpacing w:val="0"/>
         <w:jc w:val="both"/>
-      </w:pPr>
-      <w:r>
-        <w:rPr>
-          <w:rFonts w:ascii="Arial" w:eastAsia="Arial" w:hAnsi="Arial" w:cs="Arial"/>
-          <w:sz w:val="22"/>
-          <w:szCs w:val="22"/>
-        </w:rPr>
-        <w:lastRenderedPageBreak/>
+        <w:rPr>
+          <w:rFonts w:ascii="Times New Roman" w:hAnsi="Times New Roman" w:cs="Times New Roman"/>
+        </w:rPr>
+      </w:pPr>
+      <w:r>
+        <w:rPr>
+          <w:rFonts w:ascii="Times New Roman" w:eastAsia="Arial" w:hAnsi="Times New Roman" w:cs="Times New Roman"/>
+          <w:sz w:val="22"/>
+          <w:szCs w:val="22"/>
+        </w:rPr>
         <w:t xml:space="preserve">Transformer hybrid: Implement BIT (Chen, 2021) or </w:t>
       </w:r>
       <w:proofErr w:type="spellStart"/>
       <w:r>
         <w:rPr>
-          <w:rFonts w:ascii="Arial" w:eastAsia="Arial" w:hAnsi="Arial" w:cs="Arial"/>
+          <w:rFonts w:ascii="Times New Roman" w:eastAsia="Arial" w:hAnsi="Times New Roman" w:cs="Times New Roman"/>
           <w:sz w:val="22"/>
           <w:szCs w:val="22"/>
         </w:rPr>
@@ -8164,7 +8116,7 @@
       <w:proofErr w:type="spellEnd"/>
       <w:r>
         <w:rPr>
-          <w:rFonts w:ascii="Arial" w:eastAsia="Arial" w:hAnsi="Arial" w:cs="Arial"/>
+          <w:rFonts w:ascii="Times New Roman" w:eastAsia="Arial" w:hAnsi="Times New Roman" w:cs="Times New Roman"/>
           <w:sz w:val="22"/>
           <w:szCs w:val="22"/>
         </w:rPr>
@@ -8182,14 +8134,26 @@
         <w:ind w:left="1134"/>
         <w:contextualSpacing w:val="0"/>
         <w:jc w:val="both"/>
-      </w:pPr>
-      <w:r>
-        <w:rPr>
-          <w:rFonts w:ascii="Arial" w:eastAsia="Arial" w:hAnsi="Arial" w:cs="Arial"/>
-          <w:sz w:val="22"/>
-          <w:szCs w:val="22"/>
-        </w:rPr>
-        <w:t>Contrastive/metric learning for Siamese: Replace absolute difference with a learned distance metric (cosine similarity with a learned projection) or a contrastive loss during pre-training to force the shared encoder to produce temporally invariant but change-discriminative features.</w:t>
+        <w:rPr>
+          <w:rFonts w:ascii="Times New Roman" w:hAnsi="Times New Roman" w:cs="Times New Roman"/>
+        </w:rPr>
+      </w:pPr>
+      <w:r>
+        <w:rPr>
+          <w:rFonts w:ascii="Times New Roman" w:eastAsia="Arial" w:hAnsi="Times New Roman" w:cs="Times New Roman"/>
+          <w:sz w:val="22"/>
+          <w:szCs w:val="22"/>
+        </w:rPr>
+        <w:t xml:space="preserve">Contrastive/metric learning for Siamese: Replace absolute difference with a learned distance metric (cosine similarity with a learned projection) or a contrastive loss during </w:t>
+      </w:r>
+      <w:r>
+        <w:rPr>
+          <w:rFonts w:ascii="Times New Roman" w:eastAsia="Arial" w:hAnsi="Times New Roman" w:cs="Times New Roman"/>
+          <w:sz w:val="22"/>
+          <w:szCs w:val="22"/>
+        </w:rPr>
+        <w:lastRenderedPageBreak/>
+        <w:t>pre-training to force the shared encoder to produce temporally invariant but change-discriminative features.</w:t>
       </w:r>
     </w:p>
     <w:p>
@@ -8203,10 +8167,13 @@
         <w:ind w:left="1134"/>
         <w:contextualSpacing w:val="0"/>
         <w:jc w:val="both"/>
-      </w:pPr>
-      <w:r>
-        <w:rPr>
-          <w:rFonts w:ascii="Arial" w:eastAsia="Arial" w:hAnsi="Arial" w:cs="Arial"/>
+        <w:rPr>
+          <w:rFonts w:ascii="Times New Roman" w:hAnsi="Times New Roman" w:cs="Times New Roman"/>
+        </w:rPr>
+      </w:pPr>
+      <w:r>
+        <w:rPr>
+          <w:rFonts w:ascii="Times New Roman" w:eastAsia="Arial" w:hAnsi="Times New Roman" w:cs="Times New Roman"/>
           <w:sz w:val="22"/>
           <w:szCs w:val="22"/>
         </w:rPr>
@@ -8215,7 +8182,7 @@
       <w:proofErr w:type="spellStart"/>
       <w:r>
         <w:rPr>
-          <w:rFonts w:ascii="Arial" w:eastAsia="Arial" w:hAnsi="Arial" w:cs="Arial"/>
+          <w:rFonts w:ascii="Times New Roman" w:eastAsia="Arial" w:hAnsi="Times New Roman" w:cs="Times New Roman"/>
           <w:sz w:val="22"/>
           <w:szCs w:val="22"/>
         </w:rPr>
@@ -8224,7 +8191,7 @@
       <w:proofErr w:type="spellEnd"/>
       <w:r>
         <w:rPr>
-          <w:rFonts w:ascii="Arial" w:eastAsia="Arial" w:hAnsi="Arial" w:cs="Arial"/>
+          <w:rFonts w:ascii="Times New Roman" w:eastAsia="Arial" w:hAnsi="Times New Roman" w:cs="Times New Roman"/>
           <w:sz w:val="22"/>
           <w:szCs w:val="22"/>
         </w:rPr>
@@ -8233,7 +8200,7 @@
       <w:proofErr w:type="spellStart"/>
       <w:r>
         <w:rPr>
-          <w:rFonts w:ascii="Arial" w:eastAsia="Arial" w:hAnsi="Arial" w:cs="Arial"/>
+          <w:rFonts w:ascii="Times New Roman" w:eastAsia="Arial" w:hAnsi="Times New Roman" w:cs="Times New Roman"/>
           <w:sz w:val="22"/>
           <w:szCs w:val="22"/>
         </w:rPr>
@@ -8242,7 +8209,7 @@
       <w:proofErr w:type="spellEnd"/>
       <w:r>
         <w:rPr>
-          <w:rFonts w:ascii="Arial" w:eastAsia="Arial" w:hAnsi="Arial" w:cs="Arial"/>
+          <w:rFonts w:ascii="Times New Roman" w:eastAsia="Arial" w:hAnsi="Times New Roman" w:cs="Times New Roman"/>
           <w:sz w:val="22"/>
           <w:szCs w:val="22"/>
         </w:rPr>
@@ -8260,10 +8227,13 @@
         <w:ind w:left="1134"/>
         <w:contextualSpacing w:val="0"/>
         <w:jc w:val="both"/>
-      </w:pPr>
-      <w:r>
-        <w:rPr>
-          <w:rFonts w:ascii="Arial" w:eastAsia="Arial" w:hAnsi="Arial" w:cs="Arial"/>
+        <w:rPr>
+          <w:rFonts w:ascii="Times New Roman" w:hAnsi="Times New Roman" w:cs="Times New Roman"/>
+        </w:rPr>
+      </w:pPr>
+      <w:r>
+        <w:rPr>
+          <w:rFonts w:ascii="Times New Roman" w:eastAsia="Arial" w:hAnsi="Times New Roman" w:cs="Times New Roman"/>
           <w:sz w:val="22"/>
           <w:szCs w:val="22"/>
         </w:rPr>
@@ -8281,10 +8251,13 @@
         <w:ind w:left="1134"/>
         <w:contextualSpacing w:val="0"/>
         <w:jc w:val="both"/>
-      </w:pPr>
-      <w:r>
-        <w:rPr>
-          <w:rFonts w:ascii="Arial" w:eastAsia="Arial" w:hAnsi="Arial" w:cs="Arial"/>
+        <w:rPr>
+          <w:rFonts w:ascii="Times New Roman" w:hAnsi="Times New Roman" w:cs="Times New Roman"/>
+        </w:rPr>
+      </w:pPr>
+      <w:r>
+        <w:rPr>
+          <w:rFonts w:ascii="Times New Roman" w:eastAsia="Arial" w:hAnsi="Times New Roman" w:cs="Times New Roman"/>
           <w:sz w:val="22"/>
           <w:szCs w:val="22"/>
         </w:rPr>
@@ -8302,10 +8275,13 @@
         <w:ind w:left="1134"/>
         <w:contextualSpacing w:val="0"/>
         <w:jc w:val="both"/>
-      </w:pPr>
-      <w:r>
-        <w:rPr>
-          <w:rFonts w:ascii="Arial" w:eastAsia="Arial" w:hAnsi="Arial" w:cs="Arial"/>
+        <w:rPr>
+          <w:rFonts w:ascii="Times New Roman" w:hAnsi="Times New Roman" w:cs="Times New Roman"/>
+        </w:rPr>
+      </w:pPr>
+      <w:r>
+        <w:rPr>
+          <w:rFonts w:ascii="Times New Roman" w:eastAsia="Arial" w:hAnsi="Times New Roman" w:cs="Times New Roman"/>
           <w:sz w:val="22"/>
           <w:szCs w:val="22"/>
         </w:rPr>
@@ -8319,6 +8295,9 @@
         <w:ind w:left="1134"/>
         <w:contextualSpacing w:val="0"/>
         <w:jc w:val="both"/>
+        <w:rPr>
+          <w:rFonts w:ascii="Times New Roman" w:hAnsi="Times New Roman" w:cs="Times New Roman"/>
+        </w:rPr>
       </w:pPr>
     </w:p>
     <w:p>
@@ -8361,7 +8340,7 @@
       </w:pPr>
       <w:r>
         <w:rPr>
-          <w:rFonts w:ascii="Arial" w:eastAsia="Arial" w:hAnsi="Arial" w:cs="Arial"/>
+          <w:rFonts w:ascii="Times New Roman" w:eastAsia="Arial" w:hAnsi="Times New Roman" w:cs="Times New Roman"/>
           <w:sz w:val="22"/>
           <w:szCs w:val="22"/>
         </w:rPr>
@@ -8370,7 +8349,7 @@
       <w:proofErr w:type="spellStart"/>
       <w:r>
         <w:rPr>
-          <w:rFonts w:ascii="Arial" w:eastAsia="Arial" w:hAnsi="Arial" w:cs="Arial"/>
+          <w:rFonts w:ascii="Times New Roman" w:eastAsia="Arial" w:hAnsi="Times New Roman" w:cs="Times New Roman"/>
           <w:sz w:val="22"/>
           <w:szCs w:val="22"/>
         </w:rPr>
@@ -8379,7 +8358,7 @@
       <w:proofErr w:type="spellEnd"/>
       <w:r>
         <w:rPr>
-          <w:rFonts w:ascii="Arial" w:eastAsia="Arial" w:hAnsi="Arial" w:cs="Arial"/>
+          <w:rFonts w:ascii="Times New Roman" w:eastAsia="Arial" w:hAnsi="Times New Roman" w:cs="Times New Roman"/>
           <w:sz w:val="22"/>
           <w:szCs w:val="22"/>
         </w:rPr>
@@ -8400,7 +8379,7 @@
       </w:pPr>
       <w:r>
         <w:rPr>
-          <w:rFonts w:ascii="Arial" w:eastAsia="Arial" w:hAnsi="Arial" w:cs="Arial"/>
+          <w:rFonts w:ascii="Times New Roman" w:eastAsia="Arial" w:hAnsi="Times New Roman" w:cs="Times New Roman"/>
           <w:sz w:val="22"/>
           <w:szCs w:val="22"/>
         </w:rPr>
@@ -8409,7 +8388,7 @@
       <w:proofErr w:type="spellStart"/>
       <w:r>
         <w:rPr>
-          <w:rFonts w:ascii="Arial" w:eastAsia="Arial" w:hAnsi="Arial" w:cs="Arial"/>
+          <w:rFonts w:ascii="Times New Roman" w:eastAsia="Arial" w:hAnsi="Times New Roman" w:cs="Times New Roman"/>
           <w:sz w:val="22"/>
           <w:szCs w:val="22"/>
         </w:rPr>
@@ -8418,7 +8397,7 @@
       <w:proofErr w:type="spellEnd"/>
       <w:r>
         <w:rPr>
-          <w:rFonts w:ascii="Arial" w:eastAsia="Arial" w:hAnsi="Arial" w:cs="Arial"/>
+          <w:rFonts w:ascii="Times New Roman" w:eastAsia="Arial" w:hAnsi="Times New Roman" w:cs="Times New Roman"/>
           <w:sz w:val="22"/>
           <w:szCs w:val="22"/>
         </w:rPr>
@@ -8427,7 +8406,7 @@
       <w:proofErr w:type="spellStart"/>
       <w:r>
         <w:rPr>
-          <w:rFonts w:ascii="Arial" w:eastAsia="Arial" w:hAnsi="Arial" w:cs="Arial"/>
+          <w:rFonts w:ascii="Times New Roman" w:eastAsia="Arial" w:hAnsi="Times New Roman" w:cs="Times New Roman"/>
           <w:sz w:val="22"/>
           <w:szCs w:val="22"/>
         </w:rPr>
@@ -8436,7 +8415,7 @@
       <w:proofErr w:type="spellEnd"/>
       <w:r>
         <w:rPr>
-          <w:rFonts w:ascii="Arial" w:eastAsia="Arial" w:hAnsi="Arial" w:cs="Arial"/>
+          <w:rFonts w:ascii="Times New Roman" w:eastAsia="Arial" w:hAnsi="Times New Roman" w:cs="Times New Roman"/>
           <w:sz w:val="22"/>
           <w:szCs w:val="22"/>
         </w:rPr>
@@ -8457,7 +8436,7 @@
       </w:pPr>
       <w:r>
         <w:rPr>
-          <w:rFonts w:ascii="Arial" w:eastAsia="Arial" w:hAnsi="Arial" w:cs="Arial"/>
+          <w:rFonts w:ascii="Times New Roman" w:eastAsia="Arial" w:hAnsi="Times New Roman" w:cs="Times New Roman"/>
           <w:sz w:val="22"/>
           <w:szCs w:val="22"/>
         </w:rPr>
@@ -8478,7 +8457,7 @@
       </w:pPr>
       <w:r>
         <w:rPr>
-          <w:rFonts w:ascii="Arial" w:eastAsia="Arial" w:hAnsi="Arial" w:cs="Arial"/>
+          <w:rFonts w:ascii="Times New Roman" w:eastAsia="Arial" w:hAnsi="Times New Roman" w:cs="Times New Roman"/>
           <w:sz w:val="22"/>
           <w:szCs w:val="22"/>
         </w:rPr>
@@ -8487,7 +8466,7 @@
       <w:proofErr w:type="spellStart"/>
       <w:r>
         <w:rPr>
-          <w:rFonts w:ascii="Arial" w:eastAsia="Arial" w:hAnsi="Arial" w:cs="Arial"/>
+          <w:rFonts w:ascii="Times New Roman" w:eastAsia="Arial" w:hAnsi="Times New Roman" w:cs="Times New Roman"/>
           <w:sz w:val="22"/>
           <w:szCs w:val="22"/>
         </w:rPr>
@@ -8496,7 +8475,7 @@
       <w:proofErr w:type="spellEnd"/>
       <w:r>
         <w:rPr>
-          <w:rFonts w:ascii="Arial" w:eastAsia="Arial" w:hAnsi="Arial" w:cs="Arial"/>
+          <w:rFonts w:ascii="Times New Roman" w:eastAsia="Arial" w:hAnsi="Times New Roman" w:cs="Times New Roman"/>
           <w:sz w:val="22"/>
           <w:szCs w:val="22"/>
         </w:rPr>
@@ -8517,68 +8496,149 @@
       </w:pPr>
       <w:r>
         <w:rPr>
-          <w:rFonts w:ascii="Arial" w:eastAsia="Arial" w:hAnsi="Arial" w:cs="Arial"/>
-          <w:sz w:val="22"/>
-          <w:szCs w:val="22"/>
+          <w:rFonts w:ascii="Times New Roman" w:eastAsia="Arial" w:hAnsi="Times New Roman" w:cs="Times New Roman"/>
+          <w:sz w:val="22"/>
+          <w:szCs w:val="22"/>
+        </w:rPr>
+        <w:t xml:space="preserve">Future work should prioritise pre-trained encoders, attention mechanisms, and GPU-accelerated training. With these enhancements, it is reasonable to expect </w:t>
+      </w:r>
+      <w:proofErr w:type="spellStart"/>
+      <w:r>
+        <w:rPr>
+          <w:rFonts w:ascii="Times New Roman" w:eastAsia="Arial" w:hAnsi="Times New Roman" w:cs="Times New Roman"/>
+          <w:sz w:val="22"/>
+          <w:szCs w:val="22"/>
+        </w:rPr>
+        <w:t>IoU</w:t>
+      </w:r>
+      <w:proofErr w:type="spellEnd"/>
+      <w:r>
+        <w:rPr>
+          <w:rFonts w:ascii="Times New Roman" w:eastAsia="Arial" w:hAnsi="Times New Roman" w:cs="Times New Roman"/>
+          <w:sz w:val="22"/>
+          <w:szCs w:val="22"/>
+        </w:rPr>
+        <w:t xml:space="preserve"> values in the range 0.70–0.75, approaching the performance of published transformer-based architectures such as BIT and </w:t>
+      </w:r>
+      <w:proofErr w:type="spellStart"/>
+      <w:r>
+        <w:rPr>
+          <w:rFonts w:ascii="Times New Roman" w:eastAsia="Arial" w:hAnsi="Times New Roman" w:cs="Times New Roman"/>
+          <w:sz w:val="22"/>
+          <w:szCs w:val="22"/>
+        </w:rPr>
+        <w:t>ChangeFormer</w:t>
+      </w:r>
+      <w:proofErr w:type="spellEnd"/>
+      <w:r>
+        <w:rPr>
+          <w:rFonts w:ascii="Times New Roman" w:eastAsia="Arial" w:hAnsi="Times New Roman" w:cs="Times New Roman"/>
+          <w:sz w:val="22"/>
+          <w:szCs w:val="22"/>
+        </w:rPr>
+        <w:t>. The modular codebase developed in this project provides a solid foundation for these extensions.</w:t>
+      </w:r>
+    </w:p>
+    <w:p>
+      <w:pPr>
+        <w:pStyle w:val="ListParagraph"/>
+        <w:numPr>
+          <w:ilvl w:val="0"/>
+          <w:numId w:val="1"/>
+        </w:numPr>
+        <w:rPr>
+          <w:rFonts w:ascii="Times New Roman" w:hAnsi="Times New Roman" w:cs="Times New Roman"/>
+          <w:b/>
+          <w:bCs/>
+          <w:sz w:val="36"/>
+          <w:szCs w:val="36"/>
+        </w:rPr>
+      </w:pPr>
+      <w:r>
+        <w:rPr>
+          <w:rFonts w:ascii="Times New Roman" w:hAnsi="Times New Roman" w:cs="Times New Roman"/>
+          <w:b/>
+          <w:bCs/>
+          <w:sz w:val="36"/>
+          <w:szCs w:val="36"/>
+        </w:rPr>
+        <w:t>AI Usage Declaration</w:t>
+      </w:r>
+    </w:p>
+    <w:p>
+      <w:pPr>
+        <w:spacing w:before="100" w:beforeAutospacing="1" w:after="100" w:afterAutospacing="1" w:line="240" w:lineRule="auto"/>
+        <w:ind w:left="709"/>
+        <w:jc w:val="both"/>
+        <w:rPr>
+          <w:rFonts w:ascii="Times New Roman" w:hAnsi="Times New Roman" w:cs="Times New Roman"/>
+        </w:rPr>
+      </w:pPr>
+      <w:r>
+        <w:rPr>
+          <w:rFonts w:ascii="Times New Roman" w:hAnsi="Times New Roman" w:cs="Times New Roman"/>
         </w:rPr>
         <w:lastRenderedPageBreak/>
-        <w:t xml:space="preserve">Future work should prioritise pre-trained encoders, attention mechanisms, and GPU-accelerated training. With these enhancements, it is reasonable to expect </w:t>
-      </w:r>
-      <w:proofErr w:type="spellStart"/>
-      <w:r>
-        <w:rPr>
-          <w:rFonts w:ascii="Arial" w:eastAsia="Arial" w:hAnsi="Arial" w:cs="Arial"/>
-          <w:sz w:val="22"/>
-          <w:szCs w:val="22"/>
-        </w:rPr>
-        <w:t>IoU</w:t>
-      </w:r>
-      <w:proofErr w:type="spellEnd"/>
-      <w:r>
-        <w:rPr>
-          <w:rFonts w:ascii="Arial" w:eastAsia="Arial" w:hAnsi="Arial" w:cs="Arial"/>
-          <w:sz w:val="22"/>
-          <w:szCs w:val="22"/>
-        </w:rPr>
-        <w:t xml:space="preserve"> values in the range 0.70–0.75, approaching the performance of published transformer-based architectures such as BIT and </w:t>
-      </w:r>
-      <w:proofErr w:type="spellStart"/>
-      <w:r>
-        <w:rPr>
-          <w:rFonts w:ascii="Arial" w:eastAsia="Arial" w:hAnsi="Arial" w:cs="Arial"/>
-          <w:sz w:val="22"/>
-          <w:szCs w:val="22"/>
-        </w:rPr>
-        <w:t>ChangeFormer</w:t>
-      </w:r>
-      <w:proofErr w:type="spellEnd"/>
-      <w:r>
-        <w:rPr>
-          <w:rFonts w:ascii="Arial" w:eastAsia="Arial" w:hAnsi="Arial" w:cs="Arial"/>
-          <w:sz w:val="22"/>
-          <w:szCs w:val="22"/>
-        </w:rPr>
-        <w:t xml:space="preserve">. The modular codebase developed in this project provides a solid foundation for these </w:t>
-      </w:r>
-      <w:proofErr w:type="gramStart"/>
-      <w:r>
-        <w:rPr>
-          <w:rFonts w:ascii="Arial" w:eastAsia="Arial" w:hAnsi="Arial" w:cs="Arial"/>
-          <w:sz w:val="22"/>
-          <w:szCs w:val="22"/>
-        </w:rPr>
-        <w:t>extensions.</w:t>
-      </w:r>
-      <w:r>
-        <w:rPr>
-          <w:rFonts w:ascii="Times New Roman" w:eastAsia="Times New Roman" w:hAnsi="Times New Roman" w:cs="Times New Roman"/>
-          <w:kern w:val="0"/>
-          <w:lang w:eastAsia="en-GB"/>
-          <w14:ligatures w14:val="none"/>
-        </w:rPr>
-        <w:t>.</w:t>
-      </w:r>
-      <w:proofErr w:type="gramEnd"/>
+        <w:t>We used generative AI tools to support parts of this project, mainly for assist with coding, improv</w:t>
+      </w:r>
+      <w:r>
+        <w:rPr>
+          <w:rFonts w:ascii="Times New Roman" w:hAnsi="Times New Roman" w:cs="Times New Roman"/>
+        </w:rPr>
+        <w:t>e</w:t>
+      </w:r>
+      <w:r>
+        <w:rPr>
+          <w:rFonts w:ascii="Times New Roman" w:hAnsi="Times New Roman" w:cs="Times New Roman"/>
+        </w:rPr>
+        <w:t xml:space="preserve"> writing clarity, and organis</w:t>
+      </w:r>
+      <w:r>
+        <w:rPr>
+          <w:rFonts w:ascii="Times New Roman" w:hAnsi="Times New Roman" w:cs="Times New Roman"/>
+        </w:rPr>
+        <w:t>e</w:t>
+      </w:r>
+      <w:r>
+        <w:rPr>
+          <w:rFonts w:ascii="Times New Roman" w:hAnsi="Times New Roman" w:cs="Times New Roman"/>
+        </w:rPr>
+        <w:t xml:space="preserve"> sections of the report.</w:t>
+      </w:r>
+    </w:p>
+    <w:p>
+      <w:pPr>
+        <w:spacing w:before="100" w:beforeAutospacing="1" w:after="100" w:afterAutospacing="1" w:line="240" w:lineRule="auto"/>
+        <w:ind w:left="709"/>
+        <w:jc w:val="both"/>
+        <w:rPr>
+          <w:rFonts w:ascii="Times New Roman" w:hAnsi="Times New Roman" w:cs="Times New Roman"/>
+        </w:rPr>
+      </w:pPr>
+      <w:r>
+        <w:rPr>
+          <w:rFonts w:ascii="Times New Roman" w:hAnsi="Times New Roman" w:cs="Times New Roman"/>
+        </w:rPr>
+        <w:t>All key work, including understanding the problem, developing the solution, and analysing the results, was carried out by us. Any AI-generated content was carefully reviewed, edited, and validated before being included.</w:t>
+      </w:r>
+    </w:p>
+    <w:p>
+      <w:pPr>
+        <w:spacing w:before="100" w:beforeAutospacing="1" w:after="100" w:afterAutospacing="1" w:line="240" w:lineRule="auto"/>
+        <w:ind w:left="709"/>
+        <w:jc w:val="both"/>
+        <w:rPr>
+          <w:rFonts w:ascii="Times New Roman" w:eastAsia="Arial" w:hAnsi="Times New Roman" w:cs="Times New Roman"/>
+          <w:sz w:val="22"/>
+          <w:szCs w:val="22"/>
+        </w:rPr>
+      </w:pPr>
+      <w:r>
+        <w:rPr>
+          <w:rFonts w:ascii="Times New Roman" w:hAnsi="Times New Roman" w:cs="Times New Roman"/>
+        </w:rPr>
+        <w:t>AI was used only as a support tool and not as a replacement for our own work. We take full responsibility for the accuracy and originality of this submission.</w:t>
+      </w:r>
     </w:p>
     <w:p>
       <w:pPr>
@@ -9104,41 +9164,6 @@
         </w:rPr>
         <w:t>, 2016.</w:t>
       </w:r>
-    </w:p>
-    <w:p>
-      <w:pPr>
-        <w:spacing w:before="100" w:beforeAutospacing="1" w:after="100" w:afterAutospacing="1" w:line="240" w:lineRule="auto"/>
-        <w:ind w:left="709"/>
-        <w:jc w:val="both"/>
-        <w:rPr>
-          <w:rFonts w:ascii="Times New Roman" w:eastAsia="Times New Roman" w:hAnsi="Times New Roman" w:cs="Times New Roman"/>
-          <w:kern w:val="0"/>
-          <w:lang w:eastAsia="en-GB"/>
-          <w14:ligatures w14:val="none"/>
-        </w:rPr>
-      </w:pPr>
-      <w:r>
-        <w:rPr>
-          <w:rFonts w:ascii="Times New Roman" w:eastAsia="Times New Roman" w:hAnsi="Times New Roman" w:cs="Times New Roman"/>
-          <w:kern w:val="0"/>
-          <w:lang w:eastAsia="en-GB"/>
-          <w14:ligatures w14:val="none"/>
-        </w:rPr>
-        <w:t xml:space="preserve">[12] Google, “Google Earth Engine,” [Online]. Available: </w:t>
-      </w:r>
-      <w:hyperlink r:id="rId6" w:history="1">
-        <w:r>
-          <w:rPr>
-            <w:rFonts w:ascii="Times New Roman" w:eastAsia="Times New Roman" w:hAnsi="Times New Roman" w:cs="Times New Roman"/>
-            <w:color w:val="0000FF"/>
-            <w:kern w:val="0"/>
-            <w:u w:val="single"/>
-            <w:lang w:eastAsia="en-GB"/>
-            <w14:ligatures w14:val="none"/>
-          </w:rPr>
-          <w:t>https://earthengine.google.com/</w:t>
-        </w:r>
-      </w:hyperlink>
     </w:p>
     <w:p>
       <w:pPr>
@@ -9200,7 +9225,7 @@
                     <pic:cNvPicPr/>
                   </pic:nvPicPr>
                   <pic:blipFill>
-                    <a:blip r:embed="rId7">
+                    <a:blip r:embed="rId6">
                       <a:extLst>
                         <a:ext uri="{28A0092B-C50C-407E-A947-70E740481C1C}">
                           <a14:useLocalDpi xmlns:a14="http://schemas.microsoft.com/office/drawing/2010/main" val="0"/>
@@ -9274,7 +9299,7 @@
                     <pic:cNvPicPr/>
                   </pic:nvPicPr>
                   <pic:blipFill>
-                    <a:blip r:embed="rId8">
+                    <a:blip r:embed="rId7">
                       <a:extLst>
                         <a:ext uri="{28A0092B-C50C-407E-A947-70E740481C1C}">
                           <a14:useLocalDpi xmlns:a14="http://schemas.microsoft.com/office/drawing/2010/main" val="0"/>
